--- a/docs/MediCore_HMS_Project_Documentation_v1.0.docx
+++ b/docs/MediCore_HMS_Project_Documentation_v1.0.docx
@@ -76,7 +76,7 @@
           <w:sz w:val="24"/>
           <w:szCs w:val="24"/>
         </w:rPr>
-        <w:t>Companion documents: SRS v1.3 · Effort Estimation (UCP) v1.0 · Design v1.8 · Testing Report v1.5 · Technical Debt Ledger v1.4 · User Manual v1.1 · Maintenance Plan v1.2</w:t>
+        <w:t>Companion documents: SRS v1.4 · Effort Estimation (UCP) v1.0 · Design v1.8 · Testing Report v1.6 · Technical Debt Ledger v1.4 · User Manual v1.1 · Maintenance Plan v1.3</w:t>
       </w:r>
     </w:p>
     <w:p>
@@ -2780,7 +2780,7 @@
           <w:sz w:val="22"/>
           <w:szCs w:val="22"/>
         </w:rPr>
-        <w:t>Testing is layered: pure-core harnesses for business rules, integration tests against a real PostgreSQL, database verification by direct SQL, and browser end-to-end runs against the live stack. The full Gradle suite executes 71 tests with 0 failures and 0 errors, of which 32 are integration tests against the real database. Full treatment: Testing Report v1.5.</w:t>
+        <w:t>Testing is layered: pure-core harnesses for business rules, integration tests against a real PostgreSQL, database verification by direct SQL, and browser end-to-end runs against the live stack. The full Gradle suite executes 71 tests with 0 failures and 0 errors, of which 32 are integration tests against the real database. Full treatment: Testing Report v1.6.</w:t>
       </w:r>
     </w:p>
     <w:p>
@@ -3936,7 +3936,7 @@
           <w:sz w:val="22"/>
           <w:szCs w:val="22"/>
         </w:rPr>
-        <w:t>Maintenance is planned across the four recognised categories. Full treatment: Maintenance Plan v1.2.</w:t>
+        <w:t>Maintenance is planned across the four recognised categories. Full treatment: Maintenance Plan v1.3.</w:t>
       </w:r>
     </w:p>
     <w:tbl>
